--- a/2-运维相关组织架构及职责说明/0201-组织架构图及部门职责.docx
+++ b/2-运维相关组织架构及职责说明/0201-组织架构图及部门职责.docx
@@ -335,9 +335,17 @@
             <w:r>
               <w:rPr>
                 <w:rFonts w:hint="eastAsia"/>
+                <w:vertAlign w:val="baseline"/>
+                <w:lang w:val="en-US" w:eastAsia="zh-CN"/>
+              </w:rPr>
+              <w:t>审核</w:t>
+            </w:r>
+            <w:r>
+              <w:rPr>
+                <w:rFonts w:hint="eastAsia"/>
                 <w:lang w:eastAsia="zh-CN"/>
               </w:rPr>
-              <w:t>编制时间</w:t>
+              <w:t>时间</w:t>
             </w:r>
             <w:r>
               <w:rPr>
@@ -2155,7 +2163,7 @@
             <w:fldChar w:fldCharType="separate"/>
           </w:r>
           <w:r>
-            <w:t>8</w:t>
+            <w:t>9</w:t>
           </w:r>
           <w:r>
             <w:fldChar w:fldCharType="end"/>
@@ -2688,189 +2696,192 @@
           <w:lang w:eastAsia="zh-CN"/>
         </w:rPr>
       </w:pPr>
-      <w:bookmarkStart w:id="4" w:name="OLE_LINK11"/>
-      <w:r>
-        <w:rPr>
-          <w:rFonts w:hint="eastAsia" w:ascii="宋体" w:hAnsi="宋体" w:cs="宋体"/>
+      <w:r>
+        <w:rPr>
+          <w:rFonts w:hint="eastAsia" w:ascii="宋体" w:hAnsi="宋体" w:cs="宋体"/>
+          <w:sz w:val="24"/>
+          <w:szCs w:val="24"/>
+          <w:lang w:eastAsia="zh-CN"/>
+        </w:rPr>
+        <w:t>质量部</w:t>
+      </w:r>
+    </w:p>
+    <w:p>
+      <w:pPr>
+        <w:widowControl w:val="0"/>
+        <w:numPr>
+          <w:ilvl w:val="0"/>
+          <w:numId w:val="5"/>
+        </w:numPr>
+        <w:rPr>
+          <w:rFonts w:hint="eastAsia" w:ascii="宋体" w:hAnsi="宋体" w:cs="宋体"/>
+          <w:sz w:val="24"/>
+          <w:szCs w:val="24"/>
+          <w:lang w:eastAsia="zh-CN"/>
+        </w:rPr>
+      </w:pPr>
+      <w:r>
+        <w:rPr>
+          <w:rFonts w:hint="eastAsia" w:ascii="宋体" w:hAnsi="宋体" w:cs="宋体"/>
+          <w:sz w:val="24"/>
+          <w:szCs w:val="24"/>
+          <w:lang w:eastAsia="zh-CN"/>
+        </w:rPr>
+        <w:t>人力部</w:t>
+      </w:r>
+    </w:p>
+    <w:p>
+      <w:pPr>
+        <w:widowControl w:val="0"/>
+        <w:numPr>
+          <w:ilvl w:val="0"/>
+          <w:numId w:val="5"/>
+        </w:numPr>
+        <w:rPr>
+          <w:rFonts w:hint="eastAsia" w:ascii="宋体" w:hAnsi="宋体" w:cs="宋体"/>
+          <w:sz w:val="24"/>
+          <w:szCs w:val="24"/>
+          <w:lang w:eastAsia="zh-CN"/>
+        </w:rPr>
+      </w:pPr>
+      <w:r>
+        <w:rPr>
+          <w:rFonts w:hint="eastAsia" w:ascii="宋体" w:hAnsi="宋体" w:cs="宋体"/>
+          <w:sz w:val="24"/>
+          <w:szCs w:val="24"/>
+          <w:lang w:eastAsia="zh-CN"/>
+        </w:rPr>
+        <w:t>研发部</w:t>
+      </w:r>
+    </w:p>
+    <w:p>
+      <w:pPr>
+        <w:widowControl w:val="0"/>
+        <w:numPr>
+          <w:ilvl w:val="0"/>
+          <w:numId w:val="5"/>
+        </w:numPr>
+        <w:rPr>
+          <w:rFonts w:hint="eastAsia" w:ascii="宋体" w:hAnsi="宋体" w:cs="宋体"/>
+          <w:sz w:val="24"/>
+          <w:szCs w:val="24"/>
+          <w:lang w:eastAsia="zh-CN"/>
+        </w:rPr>
+      </w:pPr>
+      <w:r>
+        <w:rPr>
+          <w:rFonts w:hint="eastAsia" w:ascii="宋体" w:hAnsi="宋体" w:cs="宋体"/>
+          <w:sz w:val="24"/>
+          <w:szCs w:val="24"/>
+          <w:lang w:eastAsia="zh-CN"/>
+        </w:rPr>
+        <w:t>运维部</w:t>
+      </w:r>
+    </w:p>
+    <w:p>
+      <w:pPr>
+        <w:widowControl w:val="0"/>
+        <w:numPr>
+          <w:ilvl w:val="0"/>
+          <w:numId w:val="4"/>
+        </w:numPr>
+        <w:rPr>
+          <w:rFonts w:hint="eastAsia" w:ascii="宋体" w:hAnsi="宋体" w:cs="宋体"/>
+          <w:sz w:val="24"/>
+          <w:szCs w:val="24"/>
+          <w:lang w:eastAsia="zh-CN"/>
+        </w:rPr>
+      </w:pPr>
+      <w:bookmarkStart w:id="4" w:name="OLE_LINK8"/>
+      <w:r>
+        <w:rPr>
+          <w:rFonts w:hint="eastAsia" w:ascii="宋体" w:hAnsi="宋体" w:cs="宋体"/>
+          <w:sz w:val="24"/>
+          <w:szCs w:val="24"/>
+          <w:lang w:eastAsia="zh-CN"/>
+        </w:rPr>
+        <w:t>服务台</w:t>
+      </w:r>
+    </w:p>
+    <w:p>
+      <w:pPr>
+        <w:widowControl w:val="0"/>
+        <w:numPr>
+          <w:ilvl w:val="0"/>
+          <w:numId w:val="4"/>
+        </w:numPr>
+        <w:textAlignment w:val="auto"/>
+        <w:rPr>
+          <w:rFonts w:hint="eastAsia" w:ascii="宋体" w:hAnsi="宋体" w:cs="宋体"/>
+          <w:snapToGrid/>
+          <w:sz w:val="24"/>
+          <w:szCs w:val="24"/>
+          <w:lang w:eastAsia="zh-CN"/>
+        </w:rPr>
+      </w:pPr>
+      <w:r>
+        <w:rPr>
+          <w:rFonts w:hint="eastAsia" w:ascii="宋体" w:hAnsi="宋体" w:cs="宋体"/>
+          <w:sz w:val="24"/>
+          <w:szCs w:val="24"/>
+          <w:lang w:eastAsia="zh-CN"/>
+        </w:rPr>
+        <w:t>备件库</w:t>
+      </w:r>
+    </w:p>
+    <w:p>
+      <w:pPr>
+        <w:widowControl w:val="0"/>
+        <w:numPr>
+          <w:ilvl w:val="0"/>
+          <w:numId w:val="4"/>
+        </w:numPr>
+        <w:textAlignment w:val="auto"/>
+        <w:rPr>
+          <w:rFonts w:hint="eastAsia" w:ascii="宋体" w:hAnsi="宋体" w:cs="宋体"/>
+          <w:snapToGrid/>
+          <w:sz w:val="24"/>
+          <w:szCs w:val="24"/>
+          <w:lang w:eastAsia="zh-CN"/>
+        </w:rPr>
+      </w:pPr>
+      <w:r>
+        <w:rPr>
+          <w:rFonts w:hint="eastAsia" w:ascii="宋体" w:hAnsi="宋体" w:cs="宋体"/>
+          <w:sz w:val="24"/>
+          <w:szCs w:val="24"/>
+          <w:lang w:eastAsia="zh-CN"/>
+        </w:rPr>
+        <w:t>服务知识</w:t>
+      </w:r>
+      <w:bookmarkEnd w:id="4"/>
+    </w:p>
+    <w:p>
+      <w:pPr>
+        <w:widowControl w:val="0"/>
+        <w:numPr>
+          <w:ilvl w:val="0"/>
+          <w:numId w:val="4"/>
+        </w:numPr>
+        <w:textAlignment w:val="auto"/>
+        <w:rPr>
+          <w:rFonts w:hint="eastAsia" w:ascii="宋体" w:hAnsi="宋体" w:cs="宋体"/>
+          <w:snapToGrid/>
+          <w:sz w:val="24"/>
+          <w:szCs w:val="24"/>
+          <w:lang w:eastAsia="zh-CN"/>
+        </w:rPr>
+      </w:pPr>
+      <w:bookmarkStart w:id="5" w:name="OLE_LINK11"/>
+      <w:r>
+        <w:rPr>
+          <w:rFonts w:hint="eastAsia" w:ascii="宋体" w:hAnsi="宋体" w:cs="宋体"/>
+          <w:snapToGrid/>
           <w:sz w:val="24"/>
           <w:szCs w:val="24"/>
           <w:lang w:eastAsia="zh-CN"/>
         </w:rPr>
         <w:t>采购部</w:t>
-      </w:r>
-    </w:p>
-    <w:bookmarkEnd w:id="4"/>
-    <w:p>
-      <w:pPr>
-        <w:widowControl w:val="0"/>
-        <w:numPr>
-          <w:ilvl w:val="0"/>
-          <w:numId w:val="5"/>
-        </w:numPr>
-        <w:rPr>
-          <w:rFonts w:hint="eastAsia" w:ascii="宋体" w:hAnsi="宋体" w:cs="宋体"/>
-          <w:sz w:val="24"/>
-          <w:szCs w:val="24"/>
-          <w:lang w:eastAsia="zh-CN"/>
-        </w:rPr>
-      </w:pPr>
-      <w:r>
-        <w:rPr>
-          <w:rFonts w:hint="eastAsia" w:ascii="宋体" w:hAnsi="宋体" w:cs="宋体"/>
-          <w:sz w:val="24"/>
-          <w:szCs w:val="24"/>
-          <w:lang w:eastAsia="zh-CN"/>
-        </w:rPr>
-        <w:t>质量部</w:t>
-      </w:r>
-    </w:p>
-    <w:p>
-      <w:pPr>
-        <w:widowControl w:val="0"/>
-        <w:numPr>
-          <w:ilvl w:val="0"/>
-          <w:numId w:val="5"/>
-        </w:numPr>
-        <w:rPr>
-          <w:rFonts w:hint="eastAsia" w:ascii="宋体" w:hAnsi="宋体" w:cs="宋体"/>
-          <w:sz w:val="24"/>
-          <w:szCs w:val="24"/>
-          <w:lang w:eastAsia="zh-CN"/>
-        </w:rPr>
-      </w:pPr>
-      <w:r>
-        <w:rPr>
-          <w:rFonts w:hint="eastAsia" w:ascii="宋体" w:hAnsi="宋体" w:cs="宋体"/>
-          <w:sz w:val="24"/>
-          <w:szCs w:val="24"/>
-          <w:lang w:eastAsia="zh-CN"/>
-        </w:rPr>
-        <w:t>人力部</w:t>
-      </w:r>
-    </w:p>
-    <w:p>
-      <w:pPr>
-        <w:widowControl w:val="0"/>
-        <w:numPr>
-          <w:ilvl w:val="0"/>
-          <w:numId w:val="5"/>
-        </w:numPr>
-        <w:rPr>
-          <w:rFonts w:hint="eastAsia" w:ascii="宋体" w:hAnsi="宋体" w:cs="宋体"/>
-          <w:sz w:val="24"/>
-          <w:szCs w:val="24"/>
-          <w:lang w:eastAsia="zh-CN"/>
-        </w:rPr>
-      </w:pPr>
-      <w:r>
-        <w:rPr>
-          <w:rFonts w:hint="eastAsia" w:ascii="宋体" w:hAnsi="宋体" w:cs="宋体"/>
-          <w:sz w:val="24"/>
-          <w:szCs w:val="24"/>
-          <w:lang w:eastAsia="zh-CN"/>
-        </w:rPr>
-        <w:t>研发部</w:t>
-      </w:r>
-    </w:p>
-    <w:p>
-      <w:pPr>
-        <w:widowControl w:val="0"/>
-        <w:numPr>
-          <w:ilvl w:val="0"/>
-          <w:numId w:val="5"/>
-        </w:numPr>
-        <w:rPr>
-          <w:rFonts w:hint="eastAsia" w:ascii="宋体" w:hAnsi="宋体" w:cs="宋体"/>
-          <w:sz w:val="24"/>
-          <w:szCs w:val="24"/>
-          <w:lang w:eastAsia="zh-CN"/>
-        </w:rPr>
-      </w:pPr>
-      <w:r>
-        <w:rPr>
-          <w:rFonts w:hint="eastAsia" w:ascii="宋体" w:hAnsi="宋体" w:cs="宋体"/>
-          <w:sz w:val="24"/>
-          <w:szCs w:val="24"/>
-          <w:lang w:eastAsia="zh-CN"/>
-        </w:rPr>
-        <w:t>运维部</w:t>
-      </w:r>
-    </w:p>
-    <w:p>
-      <w:pPr>
-        <w:widowControl w:val="0"/>
-        <w:numPr>
-          <w:ilvl w:val="0"/>
-          <w:numId w:val="4"/>
-        </w:numPr>
-        <w:rPr>
-          <w:rFonts w:hint="eastAsia" w:ascii="宋体" w:hAnsi="宋体" w:cs="宋体"/>
-          <w:sz w:val="24"/>
-          <w:szCs w:val="24"/>
-          <w:lang w:eastAsia="zh-CN"/>
-        </w:rPr>
-      </w:pPr>
-      <w:bookmarkStart w:id="5" w:name="OLE_LINK8"/>
-      <w:r>
-        <w:rPr>
-          <w:rFonts w:hint="eastAsia" w:ascii="宋体" w:hAnsi="宋体" w:cs="宋体"/>
-          <w:sz w:val="24"/>
-          <w:szCs w:val="24"/>
-          <w:lang w:eastAsia="zh-CN"/>
-        </w:rPr>
-        <w:t>服务台</w:t>
-      </w:r>
-    </w:p>
-    <w:p>
-      <w:pPr>
-        <w:widowControl w:val="0"/>
-        <w:numPr>
-          <w:ilvl w:val="0"/>
-          <w:numId w:val="4"/>
-        </w:numPr>
-        <w:textAlignment w:val="auto"/>
-        <w:rPr>
-          <w:rFonts w:hint="eastAsia" w:ascii="宋体" w:hAnsi="宋体" w:cs="宋体"/>
-          <w:snapToGrid/>
-          <w:sz w:val="24"/>
-          <w:szCs w:val="24"/>
-          <w:lang w:eastAsia="zh-CN"/>
-        </w:rPr>
-      </w:pPr>
-      <w:r>
-        <w:rPr>
-          <w:rFonts w:hint="eastAsia" w:ascii="宋体" w:hAnsi="宋体" w:cs="宋体"/>
-          <w:sz w:val="24"/>
-          <w:szCs w:val="24"/>
-          <w:lang w:eastAsia="zh-CN"/>
-        </w:rPr>
-        <w:t>备件库</w:t>
-      </w:r>
-    </w:p>
-    <w:p>
-      <w:pPr>
-        <w:widowControl w:val="0"/>
-        <w:numPr>
-          <w:ilvl w:val="0"/>
-          <w:numId w:val="4"/>
-        </w:numPr>
-        <w:textAlignment w:val="auto"/>
-        <w:rPr>
-          <w:rFonts w:hint="eastAsia" w:ascii="宋体" w:hAnsi="宋体" w:cs="宋体"/>
-          <w:snapToGrid/>
-          <w:sz w:val="24"/>
-          <w:szCs w:val="24"/>
-          <w:lang w:eastAsia="zh-CN"/>
-        </w:rPr>
-      </w:pPr>
-      <w:r>
-        <w:rPr>
-          <w:rFonts w:hint="eastAsia" w:ascii="宋体" w:hAnsi="宋体" w:cs="宋体"/>
-          <w:sz w:val="24"/>
-          <w:szCs w:val="24"/>
-          <w:lang w:eastAsia="zh-CN"/>
-        </w:rPr>
-        <w:t>服务知识</w:t>
       </w:r>
       <w:bookmarkEnd w:id="5"/>
     </w:p>
@@ -2892,15 +2903,13 @@
           <w:lang w:eastAsia="zh-CN"/>
         </w:rPr>
       </w:pPr>
-      <w:bookmarkStart w:id="18" w:name="_GoBack"/>
-      <w:bookmarkEnd w:id="18"/>
       <w:r>
         <w:rPr>
           <w:rFonts w:hint="default"/>
           <w:lang w:val="en-US" w:eastAsia="zh-CN"/>
         </w:rPr>
         <w:object>
-          <v:shape id="_x0000_i1025" o:spt="75" alt="" type="#_x0000_t75" style="height:238.85pt;width:407.75pt;" o:ole="t" filled="f" o:preferrelative="t" stroked="f" coordsize="21600,21600">
+          <v:shape id="_x0000_i1025" o:spt="75" alt="" type="#_x0000_t75" style="height:238.9pt;width:407.8pt;" o:ole="t" filled="f" o:preferrelative="t" stroked="f" coordsize="21600,21600">
             <v:path/>
             <v:fill on="f" focussize="0,0"/>
             <v:stroke on="f"/>
@@ -2916,13 +2925,20 @@
       </w:r>
     </w:p>
     <w:p>
+      <w:bookmarkStart w:id="6" w:name="_Toc17136"/>
+      <w:r>
+        <w:br w:type="page"/>
+      </w:r>
+      <w:bookmarkStart w:id="18" w:name="_GoBack"/>
+      <w:bookmarkEnd w:id="18"/>
+    </w:p>
+    <w:p>
       <w:pPr>
         <w:pStyle w:val="28"/>
         <w:keepNext w:val="0"/>
         <w:keepLines w:val="0"/>
         <w:widowControl w:val="0"/>
       </w:pPr>
-      <w:bookmarkStart w:id="6" w:name="_Toc17136"/>
       <w:r>
         <w:t>部门设定及岗位职责</w:t>
       </w:r>
@@ -2996,8 +3012,15 @@
       <w:r>
         <w:rPr>
           <w:rFonts w:hint="eastAsia"/>
-        </w:rPr>
-        <w:t>天津通海信息技术有限公司业务发展迅速，是一家致力于推动计算机与信息技术在航海领域深度应用的新兴企业。公司核心团队由一批具备敏锐市场洞察力、分析力、快速应变能力及现代企业管理才能的高素质年轻人组成。我们本着“开拓创新，真诚服务”的原则，服务各涉海行业。</w:t>
+          <w:lang w:val="en-US" w:eastAsia="zh-CN"/>
+        </w:rPr>
+        <w:t>我司</w:t>
+      </w:r>
+      <w:r>
+        <w:rPr>
+          <w:rFonts w:hint="eastAsia"/>
+        </w:rPr>
+        <w:t>致力于推动计算机与信息技术在航海领域深度应用的新兴企业。公司核心团队由一批具备敏锐市场洞察力、分析力、快速应变能力及现代企业管理才能的高素质年轻人组成。我们本着“开拓创新，真诚服务”的原则，服务各涉海行业。</w:t>
       </w:r>
     </w:p>
     <w:p>
@@ -4129,15 +4152,6 @@
     </w:p>
     <w:p>
       <w:pPr>
-        <w:pStyle w:val="17"/>
-        <w:rPr>
-          <w:rFonts w:hint="eastAsia"/>
-          <w:lang w:eastAsia="zh-CN"/>
-        </w:rPr>
-      </w:pPr>
-    </w:p>
-    <w:p>
-      <w:pPr>
         <w:pStyle w:val="31"/>
         <w:keepNext w:val="0"/>
         <w:keepLines w:val="0"/>
@@ -4182,7 +4196,27 @@
           <w:szCs w:val="24"/>
           <w:lang w:eastAsia="zh-CN"/>
         </w:rPr>
-        <w:t>其他部门负责人可作为应急组员共同处理应急响应事件。</w:t>
+        <w:t>其他部门负责人可作为应急组员共同处理应急响应事件</w:t>
+      </w:r>
+      <w:r>
+        <w:rPr>
+          <w:rFonts w:hint="eastAsia" w:ascii="宋体" w:hAnsi="宋体" w:cs="宋体"/>
+          <w:spacing w:val="-1"/>
+          <w:sz w:val="24"/>
+          <w:szCs w:val="24"/>
+          <w:lang w:val="en-US" w:eastAsia="zh-CN"/>
+        </w:rPr>
+        <w:t>的临时办公室</w:t>
+      </w:r>
+      <w:r>
+        <w:rPr>
+          <w:rFonts w:ascii="宋体" w:hAnsi="宋体" w:cs="宋体"/>
+          <w:spacing w:val="-1"/>
+          <w:sz w:val="24"/>
+          <w:szCs w:val="24"/>
+          <w:lang w:eastAsia="zh-CN"/>
+        </w:rPr>
+        <w:t>。</w:t>
       </w:r>
     </w:p>
     <w:p>
@@ -4449,6 +4483,7 @@
       <w:pPr>
         <w:pStyle w:val="29"/>
         <w:numPr>
+          <w:ilvl w:val="0"/>
           <w:numId w:val="0"/>
         </w:numPr>
         <w:bidi w:val="0"/>
@@ -5727,6 +5762,22 @@
         <w:t>采购部</w:t>
       </w:r>
       <w:bookmarkEnd w:id="16"/>
+    </w:p>
+    <w:p>
+      <w:pPr>
+        <w:pStyle w:val="29"/>
+        <w:rPr>
+          <w:rFonts w:hint="default"/>
+          <w:lang w:val="en-US"/>
+        </w:rPr>
+      </w:pPr>
+      <w:r>
+        <w:rPr>
+          <w:rFonts w:hint="eastAsia"/>
+          <w:lang w:val="en-US" w:eastAsia="zh-CN"/>
+        </w:rPr>
+        <w:t>采购部作为运维部的下属部门，主要担任以下工作：</w:t>
+      </w:r>
     </w:p>
     <w:p>
       <w:pPr>
